--- a/docs/城市轨道交通受电弓碳滑板监测平台的双包上报协议与运维闭环设计.docx
+++ b/docs/城市轨道交通受电弓碳滑板监测平台的双包上报协议与运维闭环设计.docx
@@ -2674,7 +2674,7 @@
       <w:r>
         <w:drawing>
           <wp:inline xmlns:a="http://schemas.openxmlformats.org/drawingml/2006/main" xmlns:pic="http://schemas.openxmlformats.org/drawingml/2006/picture">
-            <wp:extent cx="5220000" cy="2936250"/>
+            <wp:extent cx="5220000" cy="3125132"/>
             <wp:docPr id="3" name="Picture 3"/>
             <wp:cNvGraphicFramePr>
               <a:graphicFrameLocks noChangeAspect="1"/>
@@ -2695,7 +2695,7 @@
                   <pic:spPr>
                     <a:xfrm>
                       <a:off x="0" y="0"/>
-                      <a:ext cx="5220000" cy="2936250"/>
+                      <a:ext cx="5220000" cy="3125132"/>
                     </a:xfrm>
                     <a:prstGeom prst="rect"/>
                   </pic:spPr>
@@ -2758,7 +2758,7 @@
           <w:b w:val="0"/>
           <w:sz w:val="21"/>
         </w:rPr>
-        <w:t>工程实践中的一类常见问题是环境量淹没设备告警。温度与湿度由气候与环境决定，其越限会随季节与昼夜反复触发，若与压力越限、部件故障等设备告警写入同一张表，历史查询与统计分析都会被大量环境记录挤占。为此平台按用途对数据分流：由环境因素引起的预警只推送至前端与内存列表，不写入告警表；压力越限等反映设备状态的告警正常入库，参与健康评估与工单生成；而温度、压力、湿度等环境量本身则与过程量一并写入独立的过程数据集，为被控对象的辨识与参数整定提供原始数据。上述口径使告警表只保留具有运维价值的事件记录，环境量则回到它应有的用途。</w:t>
+        <w:t>工程实践中的一类常见问题是环境量淹没设备告警。温度与湿度由气候与环境决定，其越限会随季节与昼夜反复触发，若与压力越限、部件故障等设备告警写入同一张表，历史查询与统计分析都会被大量环境记录挤占。为此平台按用途对数据分流：由环境因素引起的预警只推送至前端与内存列表，不写入告警表；压力越限等反映设备状态的告警正常入库，参与健康评估与工单生成；而温度、压力、湿度等环境量本身则与过程量一并写入独立的过程数据集，为对象特性分析与阈值标定提供原始数据。上述口径使告警表只保留具有运维价值的事件记录，环境量则回到它应有的用途。</w:t>
       </w:r>
     </w:p>
     <w:p>
@@ -4809,7 +4809,7 @@
           <w:b w:val="0"/>
           <w:sz w:val="21"/>
         </w:rPr>
-        <w:t>上述结果可归纳为三点可供工程参考的结论。第一，双包结构把链路负载与异常发生率而非采样率绑定：正常工况下平台每次读取仅取5个寄存器的周期主包，只有状态字指示异常时才追加一次子包读取，本例中异常子包仅占全部读取的一小部分，而在持续异常时子包检出率仍为100 %，说明该结构在带宽受限的现场链路上是合适的。第二，告警时效的两个来源需要区别对待：阶跃型异常的时延以轮询等待为主，缩短轮询周期收益直接；缓变型异常的时延以均值窗口越过阈值的时间为主，此时缩短轮询周期收效有限，应通过引入变化率判据解决，本文中该判据把3 ℃/min工况的发现时延由401 s缩短至2 s。第三，环境量与设备告警的数据口径应由用途决定：环境量作为过程数据保存并服务于对象辨识与参数整定，环境类预警只作实时提示而不入库，可使告警表保持对运维有意义的事件密度。</w:t>
+        <w:t>上述结果可归纳为三点可供工程参考的结论。第一，双包结构把链路负载与异常发生率而非采样率绑定：正常工况下平台每次读取仅取5个寄存器的周期主包，只有状态字指示异常时才追加一次子包读取，本例中异常子包仅占全部读取的一小部分，而在持续异常时子包检出率仍为100 %，说明该结构在带宽受限的现场链路上是合适的。第二，告警时效的两个来源需要区别对待：阶跃型异常的时延以轮询等待为主，缩短轮询周期收益直接；缓变型异常的时延以均值窗口越过阈值的时间为主，此时缩短轮询周期收效有限，应通过引入变化率判据解决，本文中该判据把3 ℃/min工况的发现时延由401 s缩短至2 s。第三，环境量与设备告警的数据口径应由用途决定：环境量作为过程数据保存并服务于对象特性分析与阈值标定，环境类预警只作实时提示而不入库，可使告警表保持对运维有意义的事件密度。</w:t>
       </w:r>
     </w:p>
     <w:p>
@@ -4892,7 +4892,7 @@
           <w:b w:val="0"/>
           <w:sz w:val="21"/>
         </w:rPr>
-        <w:t>4）提出阈值与变化率并用的告警判定与告警、过程数据分离的存储口径，缓变异常发现时延由401 s缩短至2 s，抑制比约17∶1，环境类预警不再占用告警表，环境量转为过程数据集，为对象辨识与参数整定提供数据来源。</w:t>
+        <w:t>4）提出阈值与变化率并用的告警判定与告警、过程数据分离的存储口径，缓变异常发现时延由401 s缩短至2 s，抑制比约17∶1，环境类预警不再占用告警表，环境量转为过程数据集，为对象特性分析与阈值标定提供数据来源。</w:t>
       </w:r>
     </w:p>
     <w:p>
